--- a/data/revised_2026-10_full/outputs/v2/Physics/SS1.4_Energy,_Work,_Power_and_Machines/Physics_Energy,_Work,_Power_and_Machines_SummaryTable.docx
+++ b/data/revised_2026-10_full/outputs/v2/Physics/SS1.4_Energy,_Work,_Power_and_Machines/Physics_Energy,_Work,_Power_and_Machines_SummaryTable.docx
@@ -1848,7 +1848,7 @@
         </w:rPr>
         <w:t xml:space="preserve">© 2026 SeaVuria and ARES. This work is licensed under a </w:t>
       </w:r>
-      <w:hyperlink w:history="1" r:id="rId5r51aamucfdepzraauqax">
+      <w:hyperlink w:history="1" r:id="rId7qyzdjvvud_4ub3zdgrdv">
         <w:r>
           <w:rPr>
             <w:rFonts w:ascii="Arial" w:cs="Arial" w:eastAsia="Arial" w:hAnsi="Arial"/>
@@ -1868,7 +1868,7 @@
         </w:rPr>
         <w:t xml:space="preserve"> (</w:t>
       </w:r>
-      <w:hyperlink w:history="1" r:id="rId0qenm6wgctcamqu9fdate">
+      <w:hyperlink w:history="1" r:id="rIdnhir7i8hdgtvzq-wvbuqj">
         <w:r>
           <w:rPr>
             <w:rFonts w:ascii="Arial" w:cs="Arial" w:eastAsia="Arial" w:hAnsi="Arial"/>
@@ -1888,7 +1888,7 @@
         </w:rPr>
         <w:t xml:space="preserve">). To view a copy of this license, visit </w:t>
       </w:r>
-      <w:hyperlink w:history="1" r:id="rId_45uvbhgsd4wwkcnvk5bw">
+      <w:hyperlink w:history="1" r:id="rIdbh0yensh-otfnvhuom-tp">
         <w:r>
           <w:rPr>
             <w:rFonts w:ascii="Arial" w:cs="Arial" w:eastAsia="Arial" w:hAnsi="Arial"/>
